--- a/Paladin_Compliance_2.8_Operational_Risk_Categorization_Institutional_Consequence_and_Reliance_Aware_Governance.docx
+++ b/Paladin_Compliance_2.8_Operational_Risk_Categorization_Institutional_Consequence_and_Reliance_Aware_Governance.docx
@@ -41,7 +41,7 @@
           <w:color w:val="263244"/>
           <w:sz w:val="19"/>
         </w:rPr>
-        <w:t>This section establishes a governance-aware model for categorizing operational risk by consequence, reliance, exposure pathway, and institutional effect. The framework treats operational risk as more than interruption, delay, defect count, or system impact. An operational condition becomes governance-significant when it affects decision integrity, evidence reliability, external reliance, accountability clarity, assurance posture, service continuity, or the institution's ability to explain and reconstruct its response.</w:t>
+        <w:t>This section establishes a governance-aware model for categorizing operational risk by consequence, reliance, exposure pathway, and institutional effect. The framework treats operational risk as more than interruption, delay, defect count, or system impact. An operational condition becomes governance-significant when it affects decision integrity, evidence reliability, external reliance, accountability clarity, confidence posture, service continuity, or the institution's ability to explain and reconstruct its response.</w:t>
       </w:r>
     </w:p>
     <w:p>
@@ -55,7 +55,7 @@
           <w:color w:val="263244"/>
           <w:sz w:val="19"/>
         </w:rPr>
-        <w:t>Operational severity and institutional consequence are related but not interchangeable. A high-volume service inconvenience may remain operationally significant without creating institutional materiality if recovery is bounded, reliance is limited, and evidence remains intact. A low-volume classification error may create substantial governance exposure if it affects an externally relied-upon representation, customer-facing statement, executive report, assurance package, vendor dependency decision, or AI-generated operational narrative.</w:t>
+        <w:t>Operational severity and institutional consequence are related but not interchangeable. A high-volume service inconvenience may remain operationally significant without creating institutional materiality if recovery is bounded, reliance is limited, and evidence remains intact. A low-volume classification error may create substantial governance exposure if it affects an externally relied-upon representation, customer-facing statement, executive report, confidence package, vendor dependency decision, or AI-generated operational narrative.</w:t>
       </w:r>
     </w:p>
     <w:p>
@@ -725,7 +725,7 @@
                 <w:color w:val="263244"/>
                 <w:sz w:val="16"/>
               </w:rPr>
-              <w:t>Internal or external statements, dashboards, summaries, or assurance artifacts may exceed operational reality.</w:t>
+              <w:t>Internal or external statements, dashboards, summaries, or confidence artifacts may exceed operational reality.</w:t>
             </w:r>
           </w:p>
         </w:tc>
@@ -779,7 +779,7 @@
                 <w:color w:val="263244"/>
                 <w:sz w:val="16"/>
               </w:rPr>
-              <w:t>Escalate when audiences may rely on affected status, narrative, or assurance.</w:t>
+              <w:t>Escalate when audiences may rely on affected status, narrative, or confidence.</w:t>
             </w:r>
           </w:p>
         </w:tc>
@@ -1196,7 +1196,7 @@
                 <w:color w:val="263244"/>
                 <w:sz w:val="16"/>
               </w:rPr>
-              <w:t>Assurance consequence</w:t>
+              <w:t>Confidence consequence</w:t>
             </w:r>
           </w:p>
         </w:tc>
@@ -1274,7 +1274,7 @@
                 <w:color w:val="263244"/>
                 <w:sz w:val="16"/>
               </w:rPr>
-              <w:t>Route to evidence steward and assurance owner for recalibration.</w:t>
+              <w:t>Route to evidence steward and confidence owner for recalibration.</w:t>
             </w:r>
           </w:p>
         </w:tc>
@@ -1696,7 +1696,7 @@
                 <w:color w:val="263244"/>
                 <w:sz w:val="16"/>
               </w:rPr>
-              <w:t>Local remediation may create false assurance while the root pattern survives.</w:t>
+              <w:t>Local remediation may create false confidence while the root pattern survives.</w:t>
             </w:r>
           </w:p>
         </w:tc>
@@ -2326,7 +2326,7 @@
                 <w:color w:val="263244"/>
                 <w:sz w:val="16"/>
               </w:rPr>
-              <w:t>A customer receives assurance language based on incomplete workflow recovery.</w:t>
+              <w:t>A customer receives confidence language based on incomplete workflow recovery.</w:t>
             </w:r>
           </w:p>
         </w:tc>
@@ -2386,7 +2386,7 @@
                 <w:color w:val="263244"/>
                 <w:sz w:val="16"/>
               </w:rPr>
-              <w:t>Visible governance indicators, verification pages, status claims, or published narratives may be interpreted externally.</w:t>
+              <w:t>Visible governance indicators, registry record pages, status claims, or published narratives may be interpreted externally.</w:t>
             </w:r>
           </w:p>
         </w:tc>
@@ -2837,7 +2837,7 @@
                 <w:color w:val="263244"/>
                 <w:sz w:val="16"/>
               </w:rPr>
-              <w:t>May be material if affected items support assurance, external statement, or executive decision.</w:t>
+              <w:t>May be material if affected items support confidence, external statement, or executive decision.</w:t>
             </w:r>
           </w:p>
         </w:tc>
@@ -3753,7 +3753,7 @@
                 <w:color w:val="263244"/>
                 <w:sz w:val="16"/>
               </w:rPr>
-              <w:t>Status language is repeated in reports, dashboards, assurance packs, or customer updates.</w:t>
+              <w:t>Status language is repeated in reports, dashboards, confidence packs, or customer updates.</w:t>
             </w:r>
           </w:p>
         </w:tc>
@@ -4688,7 +4688,7 @@
           <w:color w:val="263244"/>
           <w:sz w:val="19"/>
         </w:rPr>
-        <w:t>Prioritization under this framework is not a contest of loudest signal. High-alert conditions may receive disciplined operational handling when they are bounded, while quiet conditions may require governance escalation when they affect assurance, evidence, accountability, or external reliance. Reliance-sensitive governance therefore requires challenge against metric bias, exception normalization, and AI-mediated confidence inflation.</w:t>
+        <w:t>Prioritization under this framework is not a contest of loudest signal. High-alert conditions may receive disciplined operational handling when they are bounded, while quiet conditions may require governance escalation when they affect confidence, evidence, accountability, or external reliance. Reliance-sensitive governance therefore requires challenge against metric bias, exception normalization, and AI-mediated confidence inflation.</w:t>
       </w:r>
     </w:p>
     <w:p>
@@ -5752,7 +5752,7 @@
                 <w:color w:val="263244"/>
                 <w:sz w:val="16"/>
               </w:rPr>
-              <w:t>Assurance may be partially valid but overbroad.</w:t>
+              <w:t>Confidence may be partially valid but overbroad.</w:t>
             </w:r>
           </w:p>
         </w:tc>
@@ -6442,7 +6442,7 @@
                 <w:color w:val="263244"/>
                 <w:sz w:val="16"/>
               </w:rPr>
-              <w:t>A workflow artifact may support assurance, review, or external response.</w:t>
+              <w:t>A workflow artifact may support confidence, review, or external response.</w:t>
             </w:r>
           </w:p>
         </w:tc>
@@ -7270,7 +7270,7 @@
                 <w:color w:val="263244"/>
                 <w:sz w:val="16"/>
               </w:rPr>
-              <w:t>A status claim, verification signal, or assurance statement no longer matches current evidence.</w:t>
+              <w:t>A status claim, registry record signal, or confidence statement no longer matches current evidence.</w:t>
             </w:r>
           </w:p>
         </w:tc>
@@ -8591,7 +8591,7 @@
                 <w:color w:val="263244"/>
                 <w:sz w:val="16"/>
               </w:rPr>
-              <w:t>AI prepares executive, customer, or assurance language.</w:t>
+              <w:t>AI prepares executive, customer, or confidence language.</w:t>
             </w:r>
           </w:p>
         </w:tc>
@@ -10240,7 +10240,7 @@
           <w:color w:val="263244"/>
           <w:sz w:val="19"/>
         </w:rPr>
-        <w:t>Reliance-driven materiality changes the routing model. A risk that remains inside a process can often be handled by the process owner. A risk that affects evidence, assurance, external communication, executive decision, or public trust requires governance routing that preserves accountability, decision rationale, and reconstruction capability. Treatment is complete only when the institution can explain why the risk was classified, how consequence was bounded, and who accepted any remaining exposure.</w:t>
+        <w:t>Reliance-driven materiality changes the routing model. A risk that remains inside a process can often be handled by the process owner. A risk that affects evidence, confidence, external communication, executive decision, or public trust requires governance routing that preserves accountability, decision rationale, and reconstruction capability. Treatment is complete only when the institution can explain why the risk was classified, how consequence was bounded, and who accepted any remaining exposure.</w:t>
       </w:r>
     </w:p>
     <w:p>
@@ -10475,7 +10475,7 @@
                 <w:color w:val="263244"/>
                 <w:sz w:val="16"/>
               </w:rPr>
-              <w:t>Customer may infer assurance beyond current evidence.</w:t>
+              <w:t>Customer may infer confidence beyond current evidence.</w:t>
             </w:r>
           </w:p>
         </w:tc>
@@ -10896,7 +10896,7 @@
                 <w:color w:val="263244"/>
                 <w:sz w:val="16"/>
               </w:rPr>
-              <w:t>Verification status, dashboard indicator, or published statement remains visible after change.</w:t>
+              <w:t>Registry record status, dashboard indicator, or published statement remains visible after change.</w:t>
             </w:r>
           </w:p>
         </w:tc>
@@ -12447,7 +12447,7 @@
           <w:color w:val="263244"/>
           <w:sz w:val="19"/>
         </w:rPr>
-        <w:t>Risk severity shall not be determined by operational visibility, alert volume, defect count, or technical impact alone. Low-volume conditions shall be assessed for high-consequence reliance, and high-volume conditions shall be tested for actual institutional effect. External reliance, assurance use, executive decision dependence, evidence fragility, representation exposure, vendor dependency, and recurring exception patterns shall be treated as consequence modifiers.</w:t>
+        <w:t>Risk severity shall not be determined by operational visibility, alert volume, defect count, or technical impact alone. Low-volume conditions shall be assessed for high-consequence reliance, and high-volume conditions shall be tested for actual institutional effect. External reliance, confidence use, executive decision dependence, evidence fragility, representation exposure, vendor dependency, and recurring exception patterns shall be treated as consequence modifiers.</w:t>
       </w:r>
     </w:p>
     <w:p>
@@ -12461,7 +12461,7 @@
           <w:color w:val="263244"/>
           <w:sz w:val="19"/>
         </w:rPr>
-        <w:t>Reliance-aware governance shall preserve the boundary between operational correction and institutional consequence management. Operational owners may restore process function, but governance routing is required when a risk affects evidence, assurance, external communication, accountable authority, decision integrity, vendor reliance, AI-mediated prioritization, or public trust signal. Informational awareness shall not substitute for accountable consequence disposition.</w:t>
+        <w:t>Reliance-aware governance shall preserve the boundary between operational correction and institutional consequence management. Operational owners may restore process function, but governance routing is required when a risk affects evidence, confidence, external communication, accountable authority, decision integrity, vendor reliance, AI-mediated prioritization, or public trust signal. Informational awareness shall not substitute for accountable consequence disposition.</w:t>
       </w:r>
     </w:p>
     <w:p>
